--- a/Word-document/Clone-and-merge-two-documents/.NET/Clone-and-merge-two-documents/Data/SourceDocument.docx
+++ b/Word-document/Clone-and-merge-two-documents/.NET/Clone-and-merge-two-documents/Data/SourceDocument.docx
@@ -1,6 +1,6 @@
 
 <file path=word/document.xml><?xml version="1.0" encoding="utf-8"?>
-<w:document xmlns:wpc="http://schemas.microsoft.com/office/word/2010/wordprocessingCanvas" xmlns:cx="http://schemas.microsoft.com/office/drawing/2014/chartex" xmlns:cx1="http://schemas.microsoft.com/office/drawing/2015/9/8/chartex" xmlns:cx2="http://schemas.microsoft.com/office/drawing/2015/10/21/chartex" xmlns:cx3="http://schemas.microsoft.com/office/drawing/2016/5/9/chartex" xmlns:cx4="http://schemas.microsoft.com/office/drawing/2016/5/10/chartex" xmlns:cx5="http://schemas.microsoft.com/office/drawing/2016/5/11/chartex" xmlns:cx6="http://schemas.microsoft.com/office/drawing/2016/5/12/chartex" xmlns:cx7="http://schemas.microsoft.com/office/drawing/2016/5/13/chartex" xmlns:cx8="http://schemas.microsoft.com/office/drawing/2016/5/14/chartex" xmlns:mc="http://schemas.openxmlformats.org/markup-compatibility/2006" xmlns:aink="http://schemas.microsoft.com/office/drawing/2016/ink" xmlns:am3d="http://schemas.microsoft.com/office/drawing/2017/model3d" xmlns:o="urn:schemas-microsoft-com:office:office" xmlns:oel="http://schemas.microsoft.com/office/2019/extlst" xmlns:r="http://schemas.openxmlformats.org/officeDocument/2006/relationships" xmlns:m="http://schemas.openxmlformats.org/officeDocument/2006/math" xmlns:v="urn:schemas-microsoft-com:vml" xmlns:wp14="http://schemas.microsoft.com/office/word/2010/wordprocessingDrawing" xmlns:wp="http://schemas.openxmlformats.org/drawingml/2006/wordprocessingDrawing" xmlns:w10="urn:schemas-microsoft-com:office:word" xmlns:w="http://schemas.openxmlformats.org/wordprocessingml/2006/main" xmlns:w14="http://schemas.microsoft.com/office/word/2010/wordml" xmlns:w15="http://schemas.microsoft.com/office/word/2012/wordml" xmlns:w16cex="http://schemas.microsoft.com/office/word/2018/wordml/cex" xmlns:w16cid="http://schemas.microsoft.com/office/word/2016/wordml/cid" xmlns:w16="http://schemas.microsoft.com/office/word/2018/wordml" xmlns:w16sdtdh="http://schemas.microsoft.com/office/word/2020/wordml/sdtdatahash" xmlns:w16se="http://schemas.microsoft.com/office/word/2015/wordml/symex" xmlns:wpg="http://schemas.microsoft.com/office/word/2010/wordprocessingGroup" xmlns:wpi="http://schemas.microsoft.com/office/word/2010/wordprocessingInk" xmlns:wne="http://schemas.microsoft.com/office/word/2006/wordml" xmlns:wps="http://schemas.microsoft.com/office/word/2010/wordprocessingShape" mc:Ignorable="w14 w15 w16se w16cid w16 w16cex w16sdtdh wp14">
+<w:document xmlns:wpc="http://schemas.microsoft.com/office/word/2010/wordprocessingCanvas" xmlns:cx="http://schemas.microsoft.com/office/drawing/2014/chartex" xmlns:cx1="http://schemas.microsoft.com/office/drawing/2015/9/8/chartex" xmlns:cx2="http://schemas.microsoft.com/office/drawing/2015/10/21/chartex" xmlns:cx3="http://schemas.microsoft.com/office/drawing/2016/5/9/chartex" xmlns:cx4="http://schemas.microsoft.com/office/drawing/2016/5/10/chartex" xmlns:cx5="http://schemas.microsoft.com/office/drawing/2016/5/11/chartex" xmlns:cx6="http://schemas.microsoft.com/office/drawing/2016/5/12/chartex" xmlns:cx7="http://schemas.microsoft.com/office/drawing/2016/5/13/chartex" xmlns:cx8="http://schemas.microsoft.com/office/drawing/2016/5/14/chartex" xmlns:mc="http://schemas.openxmlformats.org/markup-compatibility/2006" xmlns:aink="http://schemas.microsoft.com/office/drawing/2016/ink" xmlns:am3d="http://schemas.microsoft.com/office/drawing/2017/model3d" xmlns:o="urn:schemas-microsoft-com:office:office" xmlns:oel="http://schemas.microsoft.com/office/2019/extlst" xmlns:r="http://schemas.openxmlformats.org/officeDocument/2006/relationships" xmlns:m="http://schemas.openxmlformats.org/officeDocument/2006/math" xmlns:v="urn:schemas-microsoft-com:vml" xmlns:wp14="http://schemas.microsoft.com/office/word/2010/wordprocessingDrawing" xmlns:wp="http://schemas.openxmlformats.org/drawingml/2006/wordprocessingDrawing" xmlns:w10="urn:schemas-microsoft-com:office:word" xmlns:w="http://schemas.openxmlformats.org/wordprocessingml/2006/main" xmlns:w14="http://schemas.microsoft.com/office/word/2010/wordml" xmlns:w15="http://schemas.microsoft.com/office/word/2012/wordml" xmlns:w16cex="http://schemas.microsoft.com/office/word/2018/wordml/cex" xmlns:w16cid="http://schemas.microsoft.com/office/word/2016/wordml/cid" xmlns:w16="http://schemas.microsoft.com/office/word/2018/wordml" xmlns:w16du="http://schemas.microsoft.com/office/word/2023/wordml/word16du" xmlns:w16sdtdh="http://schemas.microsoft.com/office/word/2020/wordml/sdtdatahash" xmlns:w16sdtfl="http://schemas.microsoft.com/office/word/2024/wordml/sdtformatlock" xmlns:w16se="http://schemas.microsoft.com/office/word/2015/wordml/symex" xmlns:wpg="http://schemas.microsoft.com/office/word/2010/wordprocessingGroup" xmlns:wpi="http://schemas.microsoft.com/office/word/2010/wordprocessingInk" xmlns:wne="http://schemas.microsoft.com/office/word/2006/wordml" xmlns:wps="http://schemas.microsoft.com/office/word/2010/wordprocessingShape" mc:Ignorable="w14 w15 w16se w16cid w16 w16cex w16sdtdh w16sdtfl w16du wp14">
   <w:body>
     <w:p>
       <w:pPr>
@@ -21,48 +21,31 @@
         <w:jc w:val="both"/>
       </w:pPr>
       <w:r>
-        <w:t xml:space="preserve">Adventure Works Cycles, the fictitious company on which the AdventureWorks sample databases are based, is a large, multinational manufacturing company. The company manufactures and sells metal and composite bicycles to North American, </w:t>
+        <w:t>Adventure Works Cycles, the fictitious company on which the AdventureWorks sample databases are based, is a large, multinational manufacturing company. The company manufactures and sells metal and composite bicycles to North American, European and Asian commercial markets. While its base operation is located in Bothell, Washington with 290 employees, several regional sales teams are located throughout their market base.</w:t>
+      </w:r>
+    </w:p>
+    <w:p>
+      <w:pPr>
+        <w:ind w:firstLine="720"/>
+        <w:jc w:val="both"/>
+      </w:pPr>
+    </w:p>
+    <w:p>
+      <w:pPr>
+        <w:ind w:firstLine="720"/>
+        <w:jc w:val="both"/>
+      </w:pPr>
+      <w:r>
+        <w:t xml:space="preserve">In 2000, Adventure Works Cycles bought a small manufacturing plant, Importadores Neptuno, located in Mexico. Importadores Neptuno manufactures several critical subcomponents for the Adventure Works Cycles product line. These subcomponents are shipped to the Bothell location for final product assembly. In 2001, Importadores </w:t>
       </w:r>
       <w:proofErr w:type="gramStart"/>
       <w:r>
-        <w:t>European</w:t>
+        <w:t>Neptuno,</w:t>
       </w:r>
       <w:proofErr w:type="gramEnd"/>
       <w:r>
-        <w:t xml:space="preserve"> and Asian commercial markets. While its base operation is located in Bothell, Washington with 290 employees, several regional sales teams are located throughout their market base.</w:t>
+        <w:t xml:space="preserve"> became the sole manufacturer and distributor of the touring bicycle product group</w:t>
       </w:r>
-    </w:p>
-    <w:p>
-      <w:pPr>
-        <w:ind w:firstLine="720"/>
-        <w:jc w:val="both"/>
-      </w:pPr>
-    </w:p>
-    <w:p>
-      <w:pPr>
-        <w:ind w:firstLine="720"/>
-        <w:jc w:val="both"/>
-      </w:pPr>
-      <w:r>
-        <w:t>In 2000, Adventure Works Cycles bought a small manufacturing plant, Importadores Neptuno, located in Mexico. Importadores Neptuno manufactures several critical subcomponents for the Adventure Works Cycles product line. These subcomponents are shipped to the Bothell location for final product assembly. In 2001, Importadores Neptuno, became the sole manufacturer and distributor of the touring bicycle product group.</w:t>
-      </w:r>
-    </w:p>
-    <w:p>
-      <w:pPr>
-        <w:jc w:val="both"/>
-      </w:pPr>
-    </w:p>
-    <w:p>
-      <w:pPr>
-        <w:jc w:val="both"/>
-        <w:sectPr>
-          <w:type w:val="continuous"/>
-          <w:pgSz w:w="11906" w:h="16838" w:code="9"/>
-          <w:pgMar w:top="1440" w:right="2880" w:bottom="1440" w:left="2880" w:header="720" w:footer="720" w:gutter="0"/>
-          <w:cols w:space="720"/>
-          <w:docGrid w:linePitch="326"/>
-        </w:sectPr>
-      </w:pPr>
     </w:p>
     <w:p>
       <w:pPr>
@@ -94,7 +77,6 @@
         <w:tc>
           <w:tcPr>
             <w:tcW w:w="4680" w:type="dxa"/>
-            <w:shd w:val="clear" w:color="auto" w:fill="auto"/>
           </w:tcPr>
           <w:p>
             <w:pPr>
@@ -169,7 +151,6 @@
         <w:tc>
           <w:tcPr>
             <w:tcW w:w="4680" w:type="dxa"/>
-            <w:shd w:val="clear" w:color="auto" w:fill="auto"/>
           </w:tcPr>
           <w:p>
             <w:pPr>
@@ -228,7 +209,6 @@
         <w:tc>
           <w:tcPr>
             <w:tcW w:w="4680" w:type="dxa"/>
-            <w:shd w:val="clear" w:color="auto" w:fill="auto"/>
           </w:tcPr>
           <w:p>
             <w:pPr>
@@ -236,6 +216,7 @@
               <w:jc w:val="both"/>
             </w:pPr>
             <w:r>
+              <w:lastRenderedPageBreak/>
               <w:t>Mountain-300</w:t>
             </w:r>
           </w:p>
@@ -285,7 +266,6 @@
         <w:tc>
           <w:tcPr>
             <w:tcW w:w="4680" w:type="dxa"/>
-            <w:shd w:val="clear" w:color="auto" w:fill="auto"/>
           </w:tcPr>
           <w:p>
             <w:pPr>
@@ -363,7 +343,6 @@
         <w:tc>
           <w:tcPr>
             <w:tcW w:w="4680" w:type="dxa"/>
-            <w:shd w:val="clear" w:color="auto" w:fill="auto"/>
           </w:tcPr>
           <w:p>
             <w:pPr>
@@ -439,7 +418,6 @@
         <w:tc>
           <w:tcPr>
             <w:tcW w:w="4680" w:type="dxa"/>
-            <w:shd w:val="clear" w:color="auto" w:fill="auto"/>
           </w:tcPr>
           <w:p>
             <w:pPr>
@@ -508,7 +486,7 @@
 </file>
 
 <file path=word/endnotes.xml><?xml version="1.0" encoding="utf-8"?>
-<w:endnotes xmlns:wpc="http://schemas.microsoft.com/office/word/2010/wordprocessingCanvas" xmlns:cx="http://schemas.microsoft.com/office/drawing/2014/chartex" xmlns:cx1="http://schemas.microsoft.com/office/drawing/2015/9/8/chartex" xmlns:cx2="http://schemas.microsoft.com/office/drawing/2015/10/21/chartex" xmlns:cx3="http://schemas.microsoft.com/office/drawing/2016/5/9/chartex" xmlns:cx4="http://schemas.microsoft.com/office/drawing/2016/5/10/chartex" xmlns:cx5="http://schemas.microsoft.com/office/drawing/2016/5/11/chartex" xmlns:cx6="http://schemas.microsoft.com/office/drawing/2016/5/12/chartex" xmlns:cx7="http://schemas.microsoft.com/office/drawing/2016/5/13/chartex" xmlns:cx8="http://schemas.microsoft.com/office/drawing/2016/5/14/chartex" xmlns:mc="http://schemas.openxmlformats.org/markup-compatibility/2006" xmlns:aink="http://schemas.microsoft.com/office/drawing/2016/ink" xmlns:am3d="http://schemas.microsoft.com/office/drawing/2017/model3d" xmlns:o="urn:schemas-microsoft-com:office:office" xmlns:oel="http://schemas.microsoft.com/office/2019/extlst" xmlns:r="http://schemas.openxmlformats.org/officeDocument/2006/relationships" xmlns:m="http://schemas.openxmlformats.org/officeDocument/2006/math" xmlns:v="urn:schemas-microsoft-com:vml" xmlns:wp14="http://schemas.microsoft.com/office/word/2010/wordprocessingDrawing" xmlns:wp="http://schemas.openxmlformats.org/drawingml/2006/wordprocessingDrawing" xmlns:w10="urn:schemas-microsoft-com:office:word" xmlns:w="http://schemas.openxmlformats.org/wordprocessingml/2006/main" xmlns:w14="http://schemas.microsoft.com/office/word/2010/wordml" xmlns:w15="http://schemas.microsoft.com/office/word/2012/wordml" xmlns:w16cex="http://schemas.microsoft.com/office/word/2018/wordml/cex" xmlns:w16cid="http://schemas.microsoft.com/office/word/2016/wordml/cid" xmlns:w16="http://schemas.microsoft.com/office/word/2018/wordml" xmlns:w16sdtdh="http://schemas.microsoft.com/office/word/2020/wordml/sdtdatahash" xmlns:w16se="http://schemas.microsoft.com/office/word/2015/wordml/symex" xmlns:wpg="http://schemas.microsoft.com/office/word/2010/wordprocessingGroup" xmlns:wpi="http://schemas.microsoft.com/office/word/2010/wordprocessingInk" xmlns:wne="http://schemas.microsoft.com/office/word/2006/wordml" xmlns:wps="http://schemas.microsoft.com/office/word/2010/wordprocessingShape" mc:Ignorable="w14 w15 w16se w16cid w16 w16cex w16sdtdh wp14">
+<w:endnotes xmlns:wpc="http://schemas.microsoft.com/office/word/2010/wordprocessingCanvas" xmlns:cx="http://schemas.microsoft.com/office/drawing/2014/chartex" xmlns:cx1="http://schemas.microsoft.com/office/drawing/2015/9/8/chartex" xmlns:cx2="http://schemas.microsoft.com/office/drawing/2015/10/21/chartex" xmlns:cx3="http://schemas.microsoft.com/office/drawing/2016/5/9/chartex" xmlns:cx4="http://schemas.microsoft.com/office/drawing/2016/5/10/chartex" xmlns:cx5="http://schemas.microsoft.com/office/drawing/2016/5/11/chartex" xmlns:cx6="http://schemas.microsoft.com/office/drawing/2016/5/12/chartex" xmlns:cx7="http://schemas.microsoft.com/office/drawing/2016/5/13/chartex" xmlns:cx8="http://schemas.microsoft.com/office/drawing/2016/5/14/chartex" xmlns:mc="http://schemas.openxmlformats.org/markup-compatibility/2006" xmlns:aink="http://schemas.microsoft.com/office/drawing/2016/ink" xmlns:am3d="http://schemas.microsoft.com/office/drawing/2017/model3d" xmlns:o="urn:schemas-microsoft-com:office:office" xmlns:oel="http://schemas.microsoft.com/office/2019/extlst" xmlns:r="http://schemas.openxmlformats.org/officeDocument/2006/relationships" xmlns:m="http://schemas.openxmlformats.org/officeDocument/2006/math" xmlns:v="urn:schemas-microsoft-com:vml" xmlns:wp14="http://schemas.microsoft.com/office/word/2010/wordprocessingDrawing" xmlns:wp="http://schemas.openxmlformats.org/drawingml/2006/wordprocessingDrawing" xmlns:w10="urn:schemas-microsoft-com:office:word" xmlns:w="http://schemas.openxmlformats.org/wordprocessingml/2006/main" xmlns:w14="http://schemas.microsoft.com/office/word/2010/wordml" xmlns:w15="http://schemas.microsoft.com/office/word/2012/wordml" xmlns:w16cex="http://schemas.microsoft.com/office/word/2018/wordml/cex" xmlns:w16cid="http://schemas.microsoft.com/office/word/2016/wordml/cid" xmlns:w16="http://schemas.microsoft.com/office/word/2018/wordml" xmlns:w16du="http://schemas.microsoft.com/office/word/2023/wordml/word16du" xmlns:w16sdtdh="http://schemas.microsoft.com/office/word/2020/wordml/sdtdatahash" xmlns:w16sdtfl="http://schemas.microsoft.com/office/word/2024/wordml/sdtformatlock" xmlns:w16se="http://schemas.microsoft.com/office/word/2015/wordml/symex" xmlns:wpg="http://schemas.microsoft.com/office/word/2010/wordprocessingGroup" xmlns:wpi="http://schemas.microsoft.com/office/word/2010/wordprocessingInk" xmlns:wne="http://schemas.microsoft.com/office/word/2006/wordml" xmlns:wps="http://schemas.microsoft.com/office/word/2010/wordprocessingShape" mc:Ignorable="w14 w15 w16se w16cid w16 w16cex w16sdtdh w16sdtfl w16du wp14">
   <w:endnote w:type="separator" w:id="-1">
     <w:p>
       <w:r>
@@ -527,7 +505,7 @@
 </file>
 
 <file path=word/footnotes.xml><?xml version="1.0" encoding="utf-8"?>
-<w:footnotes xmlns:wpc="http://schemas.microsoft.com/office/word/2010/wordprocessingCanvas" xmlns:cx="http://schemas.microsoft.com/office/drawing/2014/chartex" xmlns:cx1="http://schemas.microsoft.com/office/drawing/2015/9/8/chartex" xmlns:cx2="http://schemas.microsoft.com/office/drawing/2015/10/21/chartex" xmlns:cx3="http://schemas.microsoft.com/office/drawing/2016/5/9/chartex" xmlns:cx4="http://schemas.microsoft.com/office/drawing/2016/5/10/chartex" xmlns:cx5="http://schemas.microsoft.com/office/drawing/2016/5/11/chartex" xmlns:cx6="http://schemas.microsoft.com/office/drawing/2016/5/12/chartex" xmlns:cx7="http://schemas.microsoft.com/office/drawing/2016/5/13/chartex" xmlns:cx8="http://schemas.microsoft.com/office/drawing/2016/5/14/chartex" xmlns:mc="http://schemas.openxmlformats.org/markup-compatibility/2006" xmlns:aink="http://schemas.microsoft.com/office/drawing/2016/ink" xmlns:am3d="http://schemas.microsoft.com/office/drawing/2017/model3d" xmlns:o="urn:schemas-microsoft-com:office:office" xmlns:oel="http://schemas.microsoft.com/office/2019/extlst" xmlns:r="http://schemas.openxmlformats.org/officeDocument/2006/relationships" xmlns:m="http://schemas.openxmlformats.org/officeDocument/2006/math" xmlns:v="urn:schemas-microsoft-com:vml" xmlns:wp14="http://schemas.microsoft.com/office/word/2010/wordprocessingDrawing" xmlns:wp="http://schemas.openxmlformats.org/drawingml/2006/wordprocessingDrawing" xmlns:w10="urn:schemas-microsoft-com:office:word" xmlns:w="http://schemas.openxmlformats.org/wordprocessingml/2006/main" xmlns:w14="http://schemas.microsoft.com/office/word/2010/wordml" xmlns:w15="http://schemas.microsoft.com/office/word/2012/wordml" xmlns:w16cex="http://schemas.microsoft.com/office/word/2018/wordml/cex" xmlns:w16cid="http://schemas.microsoft.com/office/word/2016/wordml/cid" xmlns:w16="http://schemas.microsoft.com/office/word/2018/wordml" xmlns:w16sdtdh="http://schemas.microsoft.com/office/word/2020/wordml/sdtdatahash" xmlns:w16se="http://schemas.microsoft.com/office/word/2015/wordml/symex" xmlns:wpg="http://schemas.microsoft.com/office/word/2010/wordprocessingGroup" xmlns:wpi="http://schemas.microsoft.com/office/word/2010/wordprocessingInk" xmlns:wne="http://schemas.microsoft.com/office/word/2006/wordml" xmlns:wps="http://schemas.microsoft.com/office/word/2010/wordprocessingShape" mc:Ignorable="w14 w15 w16se w16cid w16 w16cex w16sdtdh wp14">
+<w:footnotes xmlns:wpc="http://schemas.microsoft.com/office/word/2010/wordprocessingCanvas" xmlns:cx="http://schemas.microsoft.com/office/drawing/2014/chartex" xmlns:cx1="http://schemas.microsoft.com/office/drawing/2015/9/8/chartex" xmlns:cx2="http://schemas.microsoft.com/office/drawing/2015/10/21/chartex" xmlns:cx3="http://schemas.microsoft.com/office/drawing/2016/5/9/chartex" xmlns:cx4="http://schemas.microsoft.com/office/drawing/2016/5/10/chartex" xmlns:cx5="http://schemas.microsoft.com/office/drawing/2016/5/11/chartex" xmlns:cx6="http://schemas.microsoft.com/office/drawing/2016/5/12/chartex" xmlns:cx7="http://schemas.microsoft.com/office/drawing/2016/5/13/chartex" xmlns:cx8="http://schemas.microsoft.com/office/drawing/2016/5/14/chartex" xmlns:mc="http://schemas.openxmlformats.org/markup-compatibility/2006" xmlns:aink="http://schemas.microsoft.com/office/drawing/2016/ink" xmlns:am3d="http://schemas.microsoft.com/office/drawing/2017/model3d" xmlns:o="urn:schemas-microsoft-com:office:office" xmlns:oel="http://schemas.microsoft.com/office/2019/extlst" xmlns:r="http://schemas.openxmlformats.org/officeDocument/2006/relationships" xmlns:m="http://schemas.openxmlformats.org/officeDocument/2006/math" xmlns:v="urn:schemas-microsoft-com:vml" xmlns:wp14="http://schemas.microsoft.com/office/word/2010/wordprocessingDrawing" xmlns:wp="http://schemas.openxmlformats.org/drawingml/2006/wordprocessingDrawing" xmlns:w10="urn:schemas-microsoft-com:office:word" xmlns:w="http://schemas.openxmlformats.org/wordprocessingml/2006/main" xmlns:w14="http://schemas.microsoft.com/office/word/2010/wordml" xmlns:w15="http://schemas.microsoft.com/office/word/2012/wordml" xmlns:w16cex="http://schemas.microsoft.com/office/word/2018/wordml/cex" xmlns:w16cid="http://schemas.microsoft.com/office/word/2016/wordml/cid" xmlns:w16="http://schemas.microsoft.com/office/word/2018/wordml" xmlns:w16du="http://schemas.microsoft.com/office/word/2023/wordml/word16du" xmlns:w16sdtdh="http://schemas.microsoft.com/office/word/2020/wordml/sdtdatahash" xmlns:w16sdtfl="http://schemas.microsoft.com/office/word/2024/wordml/sdtformatlock" xmlns:w16se="http://schemas.microsoft.com/office/word/2015/wordml/symex" xmlns:wpg="http://schemas.microsoft.com/office/word/2010/wordprocessingGroup" xmlns:wpi="http://schemas.microsoft.com/office/word/2010/wordprocessingInk" xmlns:wne="http://schemas.microsoft.com/office/word/2006/wordml" xmlns:wps="http://schemas.microsoft.com/office/word/2010/wordprocessingShape" mc:Ignorable="w14 w15 w16se w16cid w16 w16cex w16sdtdh w16sdtfl w16du wp14">
   <w:footnote w:type="separator" w:id="-1">
     <w:p>
       <w:r>
@@ -546,7 +524,7 @@
 </file>
 
 <file path=word/numbering.xml><?xml version="1.0" encoding="utf-8"?>
-<w:numbering xmlns:wpc="http://schemas.microsoft.com/office/word/2010/wordprocessingCanvas" xmlns:cx="http://schemas.microsoft.com/office/drawing/2014/chartex" xmlns:cx1="http://schemas.microsoft.com/office/drawing/2015/9/8/chartex" xmlns:cx2="http://schemas.microsoft.com/office/drawing/2015/10/21/chartex" xmlns:cx3="http://schemas.microsoft.com/office/drawing/2016/5/9/chartex" xmlns:cx4="http://schemas.microsoft.com/office/drawing/2016/5/10/chartex" xmlns:cx5="http://schemas.microsoft.com/office/drawing/2016/5/11/chartex" xmlns:cx6="http://schemas.microsoft.com/office/drawing/2016/5/12/chartex" xmlns:cx7="http://schemas.microsoft.com/office/drawing/2016/5/13/chartex" xmlns:cx8="http://schemas.microsoft.com/office/drawing/2016/5/14/chartex" xmlns:mc="http://schemas.openxmlformats.org/markup-compatibility/2006" xmlns:aink="http://schemas.microsoft.com/office/drawing/2016/ink" xmlns:am3d="http://schemas.microsoft.com/office/drawing/2017/model3d" xmlns:o="urn:schemas-microsoft-com:office:office" xmlns:oel="http://schemas.microsoft.com/office/2019/extlst" xmlns:r="http://schemas.openxmlformats.org/officeDocument/2006/relationships" xmlns:m="http://schemas.openxmlformats.org/officeDocument/2006/math" xmlns:v="urn:schemas-microsoft-com:vml" xmlns:wp14="http://schemas.microsoft.com/office/word/2010/wordprocessingDrawing" xmlns:wp="http://schemas.openxmlformats.org/drawingml/2006/wordprocessingDrawing" xmlns:w10="urn:schemas-microsoft-com:office:word" xmlns:w="http://schemas.openxmlformats.org/wordprocessingml/2006/main" xmlns:w14="http://schemas.microsoft.com/office/word/2010/wordml" xmlns:w15="http://schemas.microsoft.com/office/word/2012/wordml" xmlns:w16cex="http://schemas.microsoft.com/office/word/2018/wordml/cex" xmlns:w16cid="http://schemas.microsoft.com/office/word/2016/wordml/cid" xmlns:w16="http://schemas.microsoft.com/office/word/2018/wordml" xmlns:w16sdtdh="http://schemas.microsoft.com/office/word/2020/wordml/sdtdatahash" xmlns:w16se="http://schemas.microsoft.com/office/word/2015/wordml/symex" xmlns:wpg="http://schemas.microsoft.com/office/word/2010/wordprocessingGroup" xmlns:wpi="http://schemas.microsoft.com/office/word/2010/wordprocessingInk" xmlns:wne="http://schemas.microsoft.com/office/word/2006/wordml" xmlns:wps="http://schemas.microsoft.com/office/word/2010/wordprocessingShape" mc:Ignorable="w14 w15 w16se w16cid w16 w16cex w16sdtdh wp14">
+<w:numbering xmlns:wpc="http://schemas.microsoft.com/office/word/2010/wordprocessingCanvas" xmlns:cx="http://schemas.microsoft.com/office/drawing/2014/chartex" xmlns:cx1="http://schemas.microsoft.com/office/drawing/2015/9/8/chartex" xmlns:cx2="http://schemas.microsoft.com/office/drawing/2015/10/21/chartex" xmlns:cx3="http://schemas.microsoft.com/office/drawing/2016/5/9/chartex" xmlns:cx4="http://schemas.microsoft.com/office/drawing/2016/5/10/chartex" xmlns:cx5="http://schemas.microsoft.com/office/drawing/2016/5/11/chartex" xmlns:cx6="http://schemas.microsoft.com/office/drawing/2016/5/12/chartex" xmlns:cx7="http://schemas.microsoft.com/office/drawing/2016/5/13/chartex" xmlns:cx8="http://schemas.microsoft.com/office/drawing/2016/5/14/chartex" xmlns:mc="http://schemas.openxmlformats.org/markup-compatibility/2006" xmlns:aink="http://schemas.microsoft.com/office/drawing/2016/ink" xmlns:am3d="http://schemas.microsoft.com/office/drawing/2017/model3d" xmlns:o="urn:schemas-microsoft-com:office:office" xmlns:oel="http://schemas.microsoft.com/office/2019/extlst" xmlns:r="http://schemas.openxmlformats.org/officeDocument/2006/relationships" xmlns:m="http://schemas.openxmlformats.org/officeDocument/2006/math" xmlns:v="urn:schemas-microsoft-com:vml" xmlns:wp14="http://schemas.microsoft.com/office/word/2010/wordprocessingDrawing" xmlns:wp="http://schemas.openxmlformats.org/drawingml/2006/wordprocessingDrawing" xmlns:w10="urn:schemas-microsoft-com:office:word" xmlns:w="http://schemas.openxmlformats.org/wordprocessingml/2006/main" xmlns:w14="http://schemas.microsoft.com/office/word/2010/wordml" xmlns:w15="http://schemas.microsoft.com/office/word/2012/wordml" xmlns:w16cex="http://schemas.microsoft.com/office/word/2018/wordml/cex" xmlns:w16cid="http://schemas.microsoft.com/office/word/2016/wordml/cid" xmlns:w16="http://schemas.microsoft.com/office/word/2018/wordml" xmlns:w16du="http://schemas.microsoft.com/office/word/2023/wordml/word16du" xmlns:w16sdtdh="http://schemas.microsoft.com/office/word/2020/wordml/sdtdatahash" xmlns:w16sdtfl="http://schemas.microsoft.com/office/word/2024/wordml/sdtformatlock" xmlns:w16se="http://schemas.microsoft.com/office/word/2015/wordml/symex" xmlns:wpg="http://schemas.microsoft.com/office/word/2010/wordprocessingGroup" xmlns:wpi="http://schemas.microsoft.com/office/word/2010/wordprocessingInk" xmlns:wne="http://schemas.microsoft.com/office/word/2006/wordml" xmlns:wps="http://schemas.microsoft.com/office/word/2010/wordprocessingShape" mc:Ignorable="w14 w15 w16se w16cid w16 w16cex w16sdtdh w16sdtfl w16du wp14">
   <w:abstractNum w:abstractNumId="0" w15:restartNumberingAfterBreak="0">
     <w:nsid w:val="00000001"/>
     <w:multiLevelType w:val="multilevel"/>
@@ -845,7 +823,7 @@
 </file>
 
 <file path=word/styles.xml><?xml version="1.0" encoding="utf-8"?>
-<w:styles xmlns:mc="http://schemas.openxmlformats.org/markup-compatibility/2006" xmlns:r="http://schemas.openxmlformats.org/officeDocument/2006/relationships" xmlns:w="http://schemas.openxmlformats.org/wordprocessingml/2006/main" xmlns:w14="http://schemas.microsoft.com/office/word/2010/wordml" xmlns:w15="http://schemas.microsoft.com/office/word/2012/wordml" xmlns:w16cex="http://schemas.microsoft.com/office/word/2018/wordml/cex" xmlns:w16cid="http://schemas.microsoft.com/office/word/2016/wordml/cid" xmlns:w16="http://schemas.microsoft.com/office/word/2018/wordml" xmlns:w16sdtdh="http://schemas.microsoft.com/office/word/2020/wordml/sdtdatahash" xmlns:w16se="http://schemas.microsoft.com/office/word/2015/wordml/symex" mc:Ignorable="w14 w15 w16se w16cid w16 w16cex w16sdtdh">
+<w:styles xmlns:mc="http://schemas.openxmlformats.org/markup-compatibility/2006" xmlns:r="http://schemas.openxmlformats.org/officeDocument/2006/relationships" xmlns:w="http://schemas.openxmlformats.org/wordprocessingml/2006/main" xmlns:w14="http://schemas.microsoft.com/office/word/2010/wordml" xmlns:w15="http://schemas.microsoft.com/office/word/2012/wordml" xmlns:w16cex="http://schemas.microsoft.com/office/word/2018/wordml/cex" xmlns:w16cid="http://schemas.microsoft.com/office/word/2016/wordml/cid" xmlns:w16="http://schemas.microsoft.com/office/word/2018/wordml" xmlns:w16du="http://schemas.microsoft.com/office/word/2023/wordml/word16du" xmlns:w16sdtdh="http://schemas.microsoft.com/office/word/2020/wordml/sdtdatahash" xmlns:w16sdtfl="http://schemas.microsoft.com/office/word/2024/wordml/sdtformatlock" xmlns:w16se="http://schemas.microsoft.com/office/word/2015/wordml/symex" mc:Ignorable="w14 w15 w16se w16cid w16 w16cex w16sdtdh w16sdtfl w16du">
   <w:docDefaults>
     <w:rPrDefault>
       <w:rPr>
